--- a/assets/templates/bpc_bolsa_familia_rep.docx
+++ b/assets/templates/bpc_bolsa_familia_rep.docx
@@ -2964,12 +2964,13 @@
           <w:lang w:val="pt-BR" w:eastAsia="pt-BR"/>
         </w:rPr>
       </w:pPr>
+      <w:bookmarkStart w:id="2" w:name="_GoBack"/>
+      <w:bookmarkEnd w:id="2"/>
       <w:r>
         <w:rPr>
           <w:noProof/>
           <w:sz w:val="24"/>
           <w:szCs w:val="24"/>
-          <w:highlight w:val="yellow"/>
           <w:lang w:val="pt-BR" w:eastAsia="pt-BR"/>
         </w:rPr>
         <w:t xml:space="preserve">{{ </w:t>
@@ -2979,7 +2980,6 @@
           <w:noProof/>
           <w:sz w:val="24"/>
           <w:szCs w:val="24"/>
-          <w:highlight w:val="yellow"/>
           <w:lang w:val="pt-BR" w:eastAsia="pt-BR"/>
         </w:rPr>
         <w:t>img_</w:t>
@@ -2989,7 +2989,6 @@
           <w:noProof/>
           <w:sz w:val="24"/>
           <w:szCs w:val="24"/>
-          <w:highlight w:val="yellow"/>
           <w:lang w:val="pt-BR" w:eastAsia="pt-BR"/>
         </w:rPr>
         <w:t>renda }}</w:t>
@@ -4681,8 +4680,6 @@
           <w:bCs/>
         </w:rPr>
       </w:pPr>
-      <w:bookmarkStart w:id="2" w:name="_GoBack"/>
-      <w:bookmarkEnd w:id="2"/>
     </w:p>
     <w:p>
       <w:pPr>
@@ -4747,13 +4744,19 @@
           <w:sz w:val="24"/>
           <w:szCs w:val="24"/>
         </w:rPr>
-        <w:t xml:space="preserve">, ao passo que o laudo médico acostado aos autos data de </w:t>
-      </w:r>
-      <w:r>
-        <w:rPr>
-          <w:sz w:val="24"/>
-          <w:szCs w:val="24"/>
-          <w:highlight w:val="yellow"/>
+        <w:t xml:space="preserve">, ao passo que o laudo médico acostado aos autos data </w:t>
+      </w:r>
+      <w:r>
+        <w:rPr>
+          <w:sz w:val="24"/>
+          <w:szCs w:val="24"/>
+        </w:rPr>
+        <w:t xml:space="preserve">de </w:t>
+      </w:r>
+      <w:r>
+        <w:rPr>
+          <w:sz w:val="24"/>
+          <w:szCs w:val="24"/>
         </w:rPr>
         <w:t>{{ data_laudo }}</w:t>
       </w:r>
@@ -4762,7 +4765,14 @@
           <w:sz w:val="24"/>
           <w:szCs w:val="24"/>
         </w:rPr>
-        <w:t>. Tal documento comprova que, na data do requerimento administrativo, a parte autora já reunia a condição exigida para a concessão do benefício, inexistindo, portanto, qualquer fato superveniente a ser considerado.</w:t>
+        <w:t>.</w:t>
+      </w:r>
+      <w:r>
+        <w:rPr>
+          <w:sz w:val="24"/>
+          <w:szCs w:val="24"/>
+        </w:rPr>
+        <w:t xml:space="preserve"> Tal documento comprova que, na data do requerimento administrativo, a parte autora já reunia a condição exigida para a concessão do benefício, inexistindo, portanto, qualquer fato superveniente a ser considerado.</w:t>
       </w:r>
     </w:p>
     <w:p>
@@ -5414,7 +5424,6 @@
           <w:iCs/>
           <w:sz w:val="24"/>
           <w:szCs w:val="24"/>
-          <w:highlight w:val="yellow"/>
           <w:lang w:eastAsia="pt-BR"/>
         </w:rPr>
         <w:t>{{ data_laudo }}</w:t>
@@ -5559,7 +5568,50 @@
           <w:sz w:val="24"/>
           <w:szCs w:val="24"/>
         </w:rPr>
-        <w:t>{{ local_data }}</w:t>
+        <w:t xml:space="preserve">Guaraciaba do Norte – CE, </w:t>
+      </w:r>
+      <w:r>
+        <w:rPr>
+          <w:sz w:val="24"/>
+          <w:szCs w:val="24"/>
+        </w:rPr>
+        <w:fldChar w:fldCharType="begin"/>
+      </w:r>
+      <w:r>
+        <w:rPr>
+          <w:sz w:val="24"/>
+          <w:szCs w:val="24"/>
+        </w:rPr>
+        <w:instrText xml:space="preserve"> TIME \@ "d' de 'MMMM' de 'yyyy" </w:instrText>
+      </w:r>
+      <w:r>
+        <w:rPr>
+          <w:sz w:val="24"/>
+          <w:szCs w:val="24"/>
+        </w:rPr>
+        <w:fldChar w:fldCharType="separate"/>
+      </w:r>
+      <w:r>
+        <w:rPr>
+          <w:noProof/>
+          <w:sz w:val="24"/>
+          <w:szCs w:val="24"/>
+        </w:rPr>
+        <w:t>29 de julho de 2026</w:t>
+      </w:r>
+      <w:r>
+        <w:rPr>
+          <w:sz w:val="24"/>
+          <w:szCs w:val="24"/>
+        </w:rPr>
+        <w:fldChar w:fldCharType="end"/>
+      </w:r>
+      <w:r>
+        <w:rPr>
+          <w:sz w:val="24"/>
+          <w:szCs w:val="24"/>
+        </w:rPr>
+        <w:t>.</w:t>
       </w:r>
     </w:p>
     <w:p>
@@ -5757,7 +5809,7 @@
             </wp:anchor>
           </w:drawing>
         </mc:Choice>
-        <mc:Fallback xmlns:oel="http://schemas.microsoft.com/office/2019/extlst" xmlns:w16du="http://schemas.microsoft.com/office/word/2023/wordml/word16du" xmlns:w16sdtdh="http://schemas.microsoft.com/office/word/2020/wordml/sdtdatahash" xmlns:w16sdtfl="http://schemas.microsoft.com/office/word/2024/wordml/sdtformatlock">
+        <mc:Fallback xmlns:w16sdtfl="http://schemas.microsoft.com/office/word/2024/wordml/sdtformatlock" xmlns:w16sdtdh="http://schemas.microsoft.com/office/word/2020/wordml/sdtdatahash" xmlns:w16du="http://schemas.microsoft.com/office/word/2023/wordml/word16du" xmlns:oel="http://schemas.microsoft.com/office/2019/extlst">
           <w:pict>
             <v:shape w14:anchorId="3BCF6105" id="Forma Livre: Forma 13" o:spid="_x0000_s1026" style="position:absolute;margin-left:97.1pt;margin-top:24.7pt;width:370.9pt;height:.1pt;z-index:-251653120;visibility:visible;mso-wrap-style:square;mso-width-percent:0;mso-height-percent:0;mso-wrap-distance-left:0;mso-wrap-distance-top:0;mso-wrap-distance-right:0;mso-wrap-distance-bottom:0;mso-position-horizontal:absolute;mso-position-horizontal-relative:page;mso-position-vertical:absolute;mso-position-vertical-relative:text;mso-width-percent:0;mso-height-percent:0;mso-width-relative:page;mso-height-relative:page;v-text-anchor:top" coordsize="4710430,1270" o:gfxdata="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" path="m,l4709804,e" filled="f" strokeweight=".40283mm">
               <v:path arrowok="t" o:connecttype="custom" o:connectlocs="0,0;4709804,0" o:connectangles="0,0"/>
@@ -6126,7 +6178,7 @@
             </wp:anchor>
           </w:drawing>
         </mc:Choice>
-        <mc:Fallback xmlns:oel="http://schemas.microsoft.com/office/2019/extlst" xmlns:w16du="http://schemas.microsoft.com/office/word/2023/wordml/word16du" xmlns:w16sdtdh="http://schemas.microsoft.com/office/word/2020/wordml/sdtdatahash" xmlns:w16sdtfl="http://schemas.microsoft.com/office/word/2024/wordml/sdtformatlock">
+        <mc:Fallback xmlns:w16sdtfl="http://schemas.microsoft.com/office/word/2024/wordml/sdtformatlock" xmlns:w16sdtdh="http://schemas.microsoft.com/office/word/2020/wordml/sdtdatahash" xmlns:w16du="http://schemas.microsoft.com/office/word/2023/wordml/word16du" xmlns:oel="http://schemas.microsoft.com/office/2019/extlst">
           <w:pict>
             <v:shape w14:anchorId="734A0437" id="Forma Livre: Forma 3" o:spid="_x0000_s1026" style="position:absolute;margin-left:97.1pt;margin-top:24.7pt;width:370.9pt;height:.1pt;z-index:-251655168;visibility:visible;mso-wrap-style:square;mso-width-percent:0;mso-height-percent:0;mso-wrap-distance-left:0;mso-wrap-distance-top:0;mso-wrap-distance-right:0;mso-wrap-distance-bottom:0;mso-position-horizontal:absolute;mso-position-horizontal-relative:page;mso-position-vertical:absolute;mso-position-vertical-relative:text;mso-width-percent:0;mso-height-percent:0;mso-width-relative:page;mso-height-relative:page;v-text-anchor:top" coordsize="4710430,1270" o:gfxdata="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" path="m,l4709804,e" filled="f" strokeweight=".40283mm">
               <v:path arrowok="t" o:connecttype="custom" o:connectlocs="0,0;4709804,0" o:connectangles="0,0"/>
@@ -10060,7 +10112,7 @@
 </file>
 
 <file path=customXml/itemProps1.xml><?xml version="1.0" encoding="utf-8"?>
-<ds:datastoreItem xmlns:ds="http://schemas.openxmlformats.org/officeDocument/2006/customXml" ds:itemID="{DC0D5F21-6E5B-452B-B0EB-10E9FA261DE4}">
+<ds:datastoreItem xmlns:ds="http://schemas.openxmlformats.org/officeDocument/2006/customXml" ds:itemID="{83305974-C6B2-49AB-A73B-0F8FA6AB0620}">
   <ds:schemaRefs>
     <ds:schemaRef ds:uri="http://schemas.openxmlformats.org/officeDocument/2006/bibliography"/>
   </ds:schemaRefs>

--- a/assets/templates/bpc_bolsa_familia_rep.docx
+++ b/assets/templates/bpc_bolsa_familia_rep.docx
@@ -339,6 +339,14 @@
     </w:p>
     <w:p>
       <w:pPr>
+        <w:rPr>
+          <w:sz w:val="20"/>
+          <w:szCs w:val="20"/>
+        </w:rPr>
+      </w:pPr>
+    </w:p>
+    <w:p>
+      <w:pPr>
         <w:spacing w:before="8"/>
         <w:rPr>
           <w:sz w:val="20"/>
@@ -554,6 +562,13 @@
         <w:spacing w:before="90" w:line="360" w:lineRule="auto"/>
         <w:ind w:right="183"/>
         <w:jc w:val="both"/>
+      </w:pPr>
+    </w:p>
+    <w:p>
+      <w:pPr>
+        <w:spacing w:before="90" w:line="360" w:lineRule="auto"/>
+        <w:ind w:right="183"/>
+        <w:jc w:val="both"/>
         <w:rPr>
           <w:sz w:val="24"/>
           <w:szCs w:val="24"/>
@@ -569,6 +584,17 @@
         </w:rPr>
         <w:t xml:space="preserve">         Inicialmente afirma, de acordo com o art. 4º da Lei 1.060/50, com a nova redação dada pela Lei nº. 7.510/86, e art. 5º, LXXIV da Constituição Federal, que é pessoa sem recurso financeiro, não podendo, desta forma, arcar com as custas processuais, sem prejuízo do seu sustento próprio e de sua família, motivo pelo qual requer o benefício da Gratuidade de Justiça.</w:t>
       </w:r>
+    </w:p>
+    <w:p>
+      <w:pPr>
+        <w:spacing w:before="90" w:line="360" w:lineRule="auto"/>
+        <w:ind w:right="183"/>
+        <w:jc w:val="both"/>
+        <w:rPr>
+          <w:sz w:val="24"/>
+          <w:szCs w:val="24"/>
+        </w:rPr>
+      </w:pPr>
     </w:p>
     <w:p>
       <w:pPr>
@@ -913,6 +939,19 @@
         </w:rPr>
         <w:t xml:space="preserve">, requer o acolhimento do respectivo pedido supra, com a devida anotação nos registros processuais, de modo a assegurar o tratamento célere e diferenciado à parte autora, como forma de garantir a efetividade do acesso à justiça e à proteção integral de seus direitos fundamentais. </w:t>
       </w:r>
+    </w:p>
+    <w:p>
+      <w:pPr>
+        <w:pStyle w:val="Recuodecorpodetexto"/>
+        <w:spacing w:after="0" w:line="360" w:lineRule="auto"/>
+        <w:ind w:left="0" w:firstLine="709"/>
+        <w:jc w:val="both"/>
+        <w:rPr>
+          <w:sz w:val="24"/>
+          <w:szCs w:val="24"/>
+          <w:shd w:val="clear" w:color="auto" w:fill="FFFFFF"/>
+        </w:rPr>
+      </w:pPr>
     </w:p>
     <w:p>
       <w:pPr>
@@ -1242,6 +1281,17 @@
     </w:p>
     <w:p>
       <w:pPr>
+        <w:pStyle w:val="Recuodecorpodetexto"/>
+        <w:spacing w:after="0" w:line="360" w:lineRule="auto"/>
+        <w:jc w:val="both"/>
+        <w:rPr>
+          <w:sz w:val="24"/>
+          <w:szCs w:val="24"/>
+        </w:rPr>
+      </w:pPr>
+    </w:p>
+    <w:p>
+      <w:pPr>
         <w:spacing w:before="90" w:line="360" w:lineRule="auto"/>
         <w:ind w:right="181" w:firstLine="567"/>
         <w:jc w:val="both"/>
@@ -1311,6 +1361,7 @@
           <w:rFonts w:ascii="Arial" w:hAnsi="Arial" w:cs="Arial"/>
           <w:noProof/>
         </w:rPr>
+        <w:lastRenderedPageBreak/>
         <mc:AlternateContent>
           <mc:Choice Requires="wps">
             <w:drawing>
@@ -1441,7 +1492,6 @@
     </w:p>
     <w:p>
       <w:pPr>
-        <w:spacing w:before="8"/>
         <w:rPr>
           <w:sz w:val="21"/>
           <w:szCs w:val="21"/>
@@ -1450,6 +1500,15 @@
     </w:p>
     <w:p>
       <w:pPr>
+        <w:spacing w:before="8"/>
+        <w:rPr>
+          <w:sz w:val="21"/>
+          <w:szCs w:val="21"/>
+        </w:rPr>
+      </w:pPr>
+    </w:p>
+    <w:p>
+      <w:pPr>
         <w:spacing w:before="90" w:line="360" w:lineRule="auto"/>
         <w:ind w:left="179" w:right="184" w:firstLine="851"/>
         <w:jc w:val="both"/>
@@ -1533,15 +1592,7 @@
           <w:sz w:val="24"/>
           <w:szCs w:val="24"/>
         </w:rPr>
-        <w:t xml:space="preserve"> </w:t>
-      </w:r>
-      <w:r>
-        <w:rPr>
-          <w:sz w:val="24"/>
-          <w:szCs w:val="24"/>
-        </w:rPr>
-        <w:lastRenderedPageBreak/>
-        <w:t xml:space="preserve">No entanto, teve seu pedido indeferido de maneira equivocada, sob a justificativa </w:t>
+        <w:t xml:space="preserve"> No entanto, teve seu pedido indeferido de maneira equivocada, sob a justificativa </w:t>
       </w:r>
       <w:r>
         <w:rPr>
@@ -1783,7 +1834,6 @@
         </w:rPr>
         <w:t xml:space="preserve">, a deficiência e o impedimento de longo prazo são decorrentes do diagnóstico de </w:t>
       </w:r>
-      <w:proofErr w:type="gramStart"/>
       <w:r>
         <w:rPr>
           <w:b/>
@@ -1803,9 +1853,9 @@
           <w:szCs w:val="24"/>
           <w:lang w:val="pt-BR" w:eastAsia="pt-BR"/>
         </w:rPr>
-        <w:t>diagnostico</w:t>
-      </w:r>
-      <w:proofErr w:type="gramEnd"/>
+        <w:t>diagnostico_cid</w:t>
+      </w:r>
+      <w:proofErr w:type="spellEnd"/>
       <w:r>
         <w:rPr>
           <w:b/>
@@ -1814,62 +1864,41 @@
           <w:szCs w:val="24"/>
           <w:lang w:val="pt-BR" w:eastAsia="pt-BR"/>
         </w:rPr>
-        <w:t>_cid</w:t>
-      </w:r>
-      <w:proofErr w:type="spellEnd"/>
-      <w:r>
-        <w:rPr>
-          <w:b/>
-          <w:bCs/>
+        <w:t xml:space="preserve"> }}</w:t>
+      </w:r>
+      <w:r>
+        <w:rPr>
           <w:sz w:val="24"/>
           <w:szCs w:val="24"/>
           <w:lang w:val="pt-BR" w:eastAsia="pt-BR"/>
         </w:rPr>
-        <w:t xml:space="preserve"> }}</w:t>
-      </w:r>
-      <w:r>
+        <w:t xml:space="preserve">. </w:t>
+      </w:r>
+    </w:p>
+    <w:p>
+      <w:pPr>
         <w:rPr>
           <w:sz w:val="24"/>
           <w:szCs w:val="24"/>
           <w:lang w:val="pt-BR" w:eastAsia="pt-BR"/>
         </w:rPr>
-        <w:t xml:space="preserve">. </w:t>
-      </w:r>
-    </w:p>
-    <w:p>
-      <w:pPr>
+      </w:pPr>
+      <w:r>
         <w:rPr>
           <w:sz w:val="24"/>
           <w:szCs w:val="24"/>
           <w:lang w:val="pt-BR" w:eastAsia="pt-BR"/>
         </w:rPr>
-      </w:pPr>
-      <w:proofErr w:type="gramStart"/>
+        <w:t xml:space="preserve">{{ </w:t>
+      </w:r>
+      <w:proofErr w:type="spellStart"/>
       <w:r>
         <w:rPr>
           <w:sz w:val="24"/>
           <w:szCs w:val="24"/>
           <w:lang w:val="pt-BR" w:eastAsia="pt-BR"/>
         </w:rPr>
-        <w:t xml:space="preserve">{{ </w:t>
-      </w:r>
-      <w:proofErr w:type="spellStart"/>
-      <w:r>
-        <w:rPr>
-          <w:sz w:val="24"/>
-          <w:szCs w:val="24"/>
-          <w:lang w:val="pt-BR" w:eastAsia="pt-BR"/>
-        </w:rPr>
-        <w:t>detalhes</w:t>
-      </w:r>
-      <w:proofErr w:type="gramEnd"/>
-      <w:r>
-        <w:rPr>
-          <w:sz w:val="24"/>
-          <w:szCs w:val="24"/>
-          <w:lang w:val="pt-BR" w:eastAsia="pt-BR"/>
-        </w:rPr>
-        <w:t>_laudo</w:t>
+        <w:t>detalhes_laudo</w:t>
       </w:r>
       <w:proofErr w:type="spellEnd"/>
       <w:r>
@@ -2030,6 +2059,15 @@
     </w:p>
     <w:p>
       <w:pPr>
+        <w:spacing w:before="7"/>
+        <w:rPr>
+          <w:sz w:val="21"/>
+          <w:szCs w:val="21"/>
+        </w:rPr>
+      </w:pPr>
+    </w:p>
+    <w:p>
+      <w:pPr>
         <w:spacing w:before="90" w:line="360" w:lineRule="auto"/>
         <w:ind w:left="179" w:right="184" w:firstLine="851"/>
         <w:jc w:val="both"/>
@@ -2075,7 +2113,15 @@
           <w:sz w:val="20"/>
           <w:szCs w:val="20"/>
         </w:rPr>
-        <w:t>V - a garantia de um salário mínimo de benefício mensal à pessoa portadora de deficiência e ao idoso que comprovem não possuir meios de prover à própria manutenção ou de tê-la provida por sua família, conforme dispõe a lei.</w:t>
+        <w:t xml:space="preserve">V - a garantia de um salário mínimo de benefício mensal à pessoa portadora de deficiência e ao idoso que comprovem não possuir meios de </w:t>
+      </w:r>
+      <w:r>
+        <w:rPr>
+          <w:sz w:val="20"/>
+          <w:szCs w:val="20"/>
+        </w:rPr>
+        <w:lastRenderedPageBreak/>
+        <w:t>prover à própria manutenção ou de tê-la provida por sua família, conforme dispõe a lei.</w:t>
       </w:r>
     </w:p>
     <w:p>
@@ -2118,15 +2164,7 @@
           <w:sz w:val="24"/>
           <w:szCs w:val="24"/>
         </w:rPr>
-        <w:t xml:space="preserve">Além </w:t>
-      </w:r>
-      <w:r>
-        <w:rPr>
-          <w:sz w:val="24"/>
-          <w:szCs w:val="24"/>
-        </w:rPr>
-        <w:lastRenderedPageBreak/>
-        <w:t>disso, se faz necessário que a renda per capita do grupo familiar seja igual ou inferior a ¼ do salário mínimo vigente.</w:t>
+        <w:t>Além disso, se faz necessário que a renda per capita do grupo familiar seja igual ou inferior a ¼ do salário mínimo vigente.</w:t>
       </w:r>
       <w:r>
         <w:rPr>
@@ -2827,6 +2865,8 @@
         <w:ind w:left="3014" w:right="179"/>
         <w:jc w:val="both"/>
       </w:pPr>
+      <w:bookmarkStart w:id="2" w:name="_GoBack"/>
+      <w:bookmarkEnd w:id="2"/>
     </w:p>
     <w:p>
       <w:pPr>
@@ -2903,7 +2943,18 @@
           <w:szCs w:val="24"/>
           <w:lang w:val="pt-BR" w:eastAsia="pt-BR"/>
         </w:rPr>
-        <w:t>indeferido sob o fundamento de que não restou comprovado o critério de miserabilidade</w:t>
+        <w:t xml:space="preserve">indeferido sob o fundamento de que não restou </w:t>
+      </w:r>
+      <w:r>
+        <w:rPr>
+          <w:b/>
+          <w:bCs/>
+          <w:sz w:val="24"/>
+          <w:szCs w:val="24"/>
+          <w:lang w:val="pt-BR" w:eastAsia="pt-BR"/>
+        </w:rPr>
+        <w:lastRenderedPageBreak/>
+        <w:t>comprovado o critério de miserabilidade</w:t>
       </w:r>
       <w:r>
         <w:rPr>
@@ -2964,8 +3015,6 @@
           <w:lang w:val="pt-BR" w:eastAsia="pt-BR"/>
         </w:rPr>
       </w:pPr>
-      <w:bookmarkStart w:id="2" w:name="_GoBack"/>
-      <w:bookmarkEnd w:id="2"/>
       <w:r>
         <w:rPr>
           <w:noProof/>
@@ -3024,7 +3073,6 @@
           <w:b/>
           <w:bCs/>
         </w:rPr>
-        <w:lastRenderedPageBreak/>
         <w:t>DA EXCLUSÃO DE ACESSO AO BENEFÍCIO DE PRESTAÇÃO CONTINUADA EM DECORRÊNCIA DO RECEBIMENTO PRIORITÁRIO DO BOLSA-FAMÍLIA. NECESSIDADE DE GARANTIR O BENEFÍCIO MAIS VANTAJOSO.</w:t>
       </w:r>
     </w:p>
@@ -3341,133 +3389,142 @@
           <w:sz w:val="20"/>
           <w:szCs w:val="20"/>
         </w:rPr>
-        <w:t>IV - família incapaz de prover a manutenção da pessoa com deficiência ou da pessoa idosa: aquela cuja renda mensal bruta familiar dividida pelo número de seus integrantes seja igual ou inferior a um quarto do salário mínimo; (Redação dada pelo Decreto nº 12.534, de 2025) § 2º Para fins do disposto no inciso VI do caput, não serão computados como renda mensal bruta familiar:</w:t>
-      </w:r>
-    </w:p>
-    <w:p>
-      <w:pPr>
-        <w:ind w:left="2880"/>
-        <w:jc w:val="both"/>
+        <w:t xml:space="preserve">IV - família incapaz de prover a manutenção da pessoa com deficiência ou da pessoa idosa: aquela cuja renda mensal bruta familiar dividida pelo número de seus integrantes seja igual ou inferior a um quarto do salário mínimo; (Redação dada pelo Decreto nº 12.534, de 2025) § 2º Para fins do </w:t>
+      </w:r>
+      <w:r>
         <w:rPr>
           <w:b/>
           <w:bCs/>
           <w:sz w:val="20"/>
           <w:szCs w:val="20"/>
         </w:rPr>
-      </w:pPr>
-      <w:r>
+        <w:lastRenderedPageBreak/>
+        <w:t>disposto no inciso VI do caput, não serão computados como renda mensal bruta familiar:</w:t>
+      </w:r>
+    </w:p>
+    <w:p>
+      <w:pPr>
+        <w:ind w:left="2880"/>
+        <w:jc w:val="both"/>
         <w:rPr>
           <w:b/>
           <w:bCs/>
           <w:sz w:val="20"/>
           <w:szCs w:val="20"/>
         </w:rPr>
-        <w:t>I - benefícios e auxílios assistenciais de natureza eventual e temporária; (revogado)</w:t>
-      </w:r>
-    </w:p>
-    <w:p>
-      <w:pPr>
-        <w:ind w:left="2880"/>
-        <w:jc w:val="both"/>
+      </w:pPr>
+      <w:r>
         <w:rPr>
           <w:b/>
           <w:bCs/>
           <w:sz w:val="20"/>
           <w:szCs w:val="20"/>
         </w:rPr>
-      </w:pPr>
-      <w:r>
+        <w:t>I - benefícios e auxílios assistenciais de natureza eventual e temporária; (revogado)</w:t>
+      </w:r>
+    </w:p>
+    <w:p>
+      <w:pPr>
+        <w:ind w:left="2880"/>
+        <w:jc w:val="both"/>
         <w:rPr>
           <w:b/>
           <w:bCs/>
           <w:sz w:val="20"/>
           <w:szCs w:val="20"/>
         </w:rPr>
-        <w:t>II - valores oriundos de programas sociais de transferência de renda. (revogado)</w:t>
-      </w:r>
-    </w:p>
-    <w:p>
-      <w:pPr>
-        <w:ind w:left="2880"/>
-        <w:jc w:val="both"/>
+      </w:pPr>
+      <w:r>
         <w:rPr>
           <w:b/>
           <w:bCs/>
           <w:sz w:val="20"/>
           <w:szCs w:val="20"/>
         </w:rPr>
-      </w:pPr>
-      <w:r>
+        <w:t>II - valores oriundos de programas sociais de transferência de renda. (revogado)</w:t>
+      </w:r>
+    </w:p>
+    <w:p>
+      <w:pPr>
+        <w:ind w:left="2880"/>
+        <w:jc w:val="both"/>
         <w:rPr>
           <w:b/>
           <w:bCs/>
           <w:sz w:val="20"/>
           <w:szCs w:val="20"/>
         </w:rPr>
-        <w:t>III- bolsas de estágio supervisionado;</w:t>
-      </w:r>
-    </w:p>
-    <w:p>
-      <w:pPr>
-        <w:ind w:left="2880"/>
-        <w:jc w:val="both"/>
+      </w:pPr>
+      <w:r>
         <w:rPr>
           <w:b/>
           <w:bCs/>
           <w:sz w:val="20"/>
           <w:szCs w:val="20"/>
         </w:rPr>
-      </w:pPr>
-      <w:r>
+        <w:t>III- bolsas de estágio supervisionado;</w:t>
+      </w:r>
+    </w:p>
+    <w:p>
+      <w:pPr>
+        <w:ind w:left="2880"/>
+        <w:jc w:val="both"/>
         <w:rPr>
           <w:b/>
           <w:bCs/>
           <w:sz w:val="20"/>
           <w:szCs w:val="20"/>
         </w:rPr>
-        <w:t>IV - pensão especial de natureza indenizatória e benefícios de assistência médica, conforme disposto no art. 5º; (revogado)</w:t>
-      </w:r>
-    </w:p>
-    <w:p>
-      <w:pPr>
-        <w:ind w:left="2880"/>
-        <w:jc w:val="both"/>
+      </w:pPr>
+      <w:r>
         <w:rPr>
           <w:b/>
           <w:bCs/>
           <w:sz w:val="20"/>
           <w:szCs w:val="20"/>
         </w:rPr>
-      </w:pPr>
-      <w:r>
+        <w:t>IV - pensão especial de natureza indenizatória e benefícios de assistência médica, conforme disposto no art. 5º; (revogado)</w:t>
+      </w:r>
+    </w:p>
+    <w:p>
+      <w:pPr>
+        <w:ind w:left="2880"/>
+        <w:jc w:val="both"/>
         <w:rPr>
           <w:b/>
           <w:bCs/>
           <w:sz w:val="20"/>
           <w:szCs w:val="20"/>
         </w:rPr>
-        <w:t>V - rendas de natureza eventual ou sazonal, a serem regulamentadas em ato conjunto do Ministério do Desenvolvimento Social e Combate à Fome e do INSS; e (revogado)</w:t>
-      </w:r>
-    </w:p>
-    <w:p>
-      <w:pPr>
-        <w:ind w:left="2880"/>
-        <w:jc w:val="both"/>
+      </w:pPr>
+      <w:r>
         <w:rPr>
           <w:b/>
           <w:bCs/>
           <w:sz w:val="20"/>
           <w:szCs w:val="20"/>
         </w:rPr>
-      </w:pPr>
-      <w:r>
+        <w:t>V - rendas de natureza eventual ou sazonal, a serem regulamentadas em ato conjunto do Ministério do Desenvolvimento Social e Combate à Fome e do INSS; e (revogado)</w:t>
+      </w:r>
+    </w:p>
+    <w:p>
+      <w:pPr>
+        <w:ind w:left="2880"/>
+        <w:jc w:val="both"/>
         <w:rPr>
           <w:b/>
           <w:bCs/>
           <w:sz w:val="20"/>
           <w:szCs w:val="20"/>
         </w:rPr>
-        <w:lastRenderedPageBreak/>
+      </w:pPr>
+      <w:r>
+        <w:rPr>
+          <w:b/>
+          <w:bCs/>
+          <w:sz w:val="20"/>
+          <w:szCs w:val="20"/>
+        </w:rPr>
         <w:t>VI - rendimentos decorrentes de contrato de aprendizagem. (Redação dada pelo Decreto nº 8.805, de 2016) (Vigência)</w:t>
       </w:r>
     </w:p>
@@ -3721,7 +3778,6 @@
           <w:sz w:val="24"/>
           <w:szCs w:val="24"/>
         </w:rPr>
-        <w:lastRenderedPageBreak/>
         <w:t>A opção pelo benefício mais vantajoso é prática comum nos requerimentos de benefício previdenciário, com previsão normativa expressa na Instrução Normativa PRES/INSS nº 128/2022 (art. 234, §3º; art. 338, §6º; art. 489; art. 577, I; art. 639, §§4º, 5º, 7º; art. 650).</w:t>
       </w:r>
     </w:p>
@@ -3862,7 +3918,15 @@
           <w:sz w:val="24"/>
           <w:szCs w:val="24"/>
         </w:rPr>
-        <w:t>Assim, não há razoabilidade em se vedar a opção pelo Benefício Assistencial quando o cidadão estiver amparado pelo Bolsa Família e estiver, por isso, desenquadrado do critério econômico de concessão. Isto porque a falta de previsão expressa de acesso ao benefício mais vantajoso configura violação aos princípios constitucionais da dignidade da pessoa humana, da proteção especial a idosos e pessoas com deficiência, e da supremacia do interesse público. Contraria também o princípio da complementaridade das políticas públicas de assistência social, que determina a articulação entre diferentes programas para maximização da proteção social.</w:t>
+        <w:t xml:space="preserve">Assim, não há razoabilidade em se vedar a opção pelo Benefício Assistencial quando o cidadão estiver amparado pelo Bolsa Família e estiver, por isso, desenquadrado do critério </w:t>
+      </w:r>
+      <w:r>
+        <w:rPr>
+          <w:sz w:val="24"/>
+          <w:szCs w:val="24"/>
+        </w:rPr>
+        <w:lastRenderedPageBreak/>
+        <w:t>econômico de concessão. Isto porque a falta de previsão expressa de acesso ao benefício mais vantajoso configura violação aos princípios constitucionais da dignidade da pessoa humana, da proteção especial a idosos e pessoas com deficiência, e da supremacia do interesse público. Contraria também o princípio da complementaridade das políticas públicas de assistência social, que determina a articulação entre diferentes programas para maximização da proteção social.</w:t>
       </w:r>
     </w:p>
     <w:p>
@@ -3884,7 +3948,6 @@
           <w:sz w:val="24"/>
           <w:szCs w:val="24"/>
         </w:rPr>
-        <w:lastRenderedPageBreak/>
         <w:t>Portanto, mostra-se imprescindível que o sistema permita ao requerente do BPC/LOAS a formalização de termo de opção pelo benefício mais vantajoso, permitindo-lhe migrar para o benefício assistencial caso venha a cumprir os requisitos legais.</w:t>
       </w:r>
     </w:p>
@@ -4011,7 +4074,7 @@
           <w:sz w:val="20"/>
           <w:szCs w:val="20"/>
         </w:rPr>
-        <w:t xml:space="preserve">Benefício assistencial de prestação continuada ao idoso e ao deficiente. Art. 203, V, da Constituição. A Lei de Organização da Assistência Social (LOAS), ao regulamentar o art. 203, V, da Constituição da República, estabeleceu os critérios para que o benefício mensal de um salário mínimo seja concedido aos portadores de deficiência e aos idosos que comprovem não possuir meios de prover a própria manutenção ou de tê-la provida por sua família. 2. Art. 20, § 3º, da Lei 8.742/1993 e a declaração de constitucionalidade da norma pelo Supremo Tribunal Federal na ADI 1.232. Dispõe o art. 20, § 3º, da Lei 8.742/93 que: “considera-se incapaz de prover a manutenção da pessoa portadora de deficiência ou idosa a família cuja renda mensal per capita seja inferior a 1/4 (um quarto) do salário mínimo”. O requisito financeiro estabelecido pela Lei teve sua constitucionalidade contestada, ao fundamento de que permitiria que situações de patente miserabilidade social fossem consideradas fora do alcance do benefício assistencial previsto constitucionalmente. Ao apreciar a Ação Direta de Inconstitucionalidade 1.232-1/DF, o Supremo Tribunal Federal declarou a constitucionalidade do art. 20, § 3º, da LOAS. 3. Decisões judiciais contrárias aos critérios objetivos preestabelecidos e processo de inconstitucionalização dos critérios definidos pela Lei 8.742/1993. A decisão do Supremo Tribunal Federal, entretanto, não pôs termo à controvérsia quanto à aplicação em concreto do critério da renda familiar per capita estabelecido pela LOAS. Como a Lei permaneceu inalterada, elaboraram-se maneiras de contornar o critério objetivo e único estipulado pela LOAS e de avaliar o real estado de miserabilidade social das famílias com entes idosos ou deficientes. Paralelamente, foram editadas leis que estabeleceram critérios mais elásticos para concessão de outros benefícios assistenciais, tais como: a Lei 10.836/2004, que criou o Bolsa Família; a Lei 10.689/2003, que instituiu o Programa Nacional de Acesso à Alimentação; a Lei 10.219/01, que criou o Bolsa Escola; a Lei 9.533/97, que autoriza o Poder Executivo a conceder apoio financeiro a municípios que instituírem programas de garantia de renda mínima associados a ações socioeducativas. O Supremo Tribunal Federal, em decisões monocráticas, passou a rever anteriores posicionamentos acerca da intransponibilidade dos critérios objetivos. Verificou-se a ocorrência do processo de inconstitucionalização decorrente de notórias mudanças fáticas (políticas, econômicas e sociais) e jurídicas (sucessivas modificações legislativas dos patamares econômicos utilizados como critérios de concessão de outros benefícios assistenciais por parte do Estado brasileiro). 4. A inconstitucionalidade por omissão parcial do art. 34, parágrafo único, da Lei 10.741/2003. O Estatuto do Idoso dispõe, no art. 34, parágrafo único, que o benefício assistencial já concedido a qualquer membro da família não será computado para fins do cálculo da renda familiar per capita a que se refere a LOAS. Não exclusão dos benefícios assistenciais recebidos por deficientes e de previdenciários, no valor de até um salário mínimo, percebido por idosos. Inexistência de justificativa plausível para discriminação dos portadores de deficiência em relação aos idosos, bem como dos idosos beneficiários da assistência social em relação aos idosos titulares de benefícios previdenciários no valor de até um salário mínimo. Omissão parcial inconstitucional. 5. Declaração de inconstitucionalidade parcial, sem pronúncia de nulidade, do art. 34, parágrafo único, da Lei 10.741/2003. 6. Recurso extraordinário a </w:t>
+        <w:t xml:space="preserve">Benefício assistencial de prestação continuada ao idoso e ao deficiente. Art. 203, V, da Constituição. A Lei de Organização da Assistência Social (LOAS), ao regulamentar o art. 203, V, da Constituição da República, estabeleceu os critérios para que o benefício mensal de um salário mínimo seja concedido aos portadores de deficiência e aos idosos que comprovem não possuir meios de prover a própria manutenção ou de tê-la provida por sua família. 2. Art. 20, § 3º, da Lei 8.742/1993 e a declaração de constitucionalidade da norma pelo Supremo Tribunal Federal na ADI 1.232. Dispõe o art. 20, § 3º, da Lei 8.742/93 que: “considera-se incapaz de prover a manutenção da pessoa portadora de deficiência ou idosa a família cuja renda mensal per capita seja inferior a 1/4 (um quarto) do salário mínimo”. O requisito financeiro estabelecido pela Lei teve sua constitucionalidade contestada, ao fundamento de que permitiria que situações de patente miserabilidade social fossem consideradas fora do alcance do benefício assistencial previsto constitucionalmente. Ao apreciar a Ação Direta de Inconstitucionalidade 1.232-1/DF, o Supremo Tribunal Federal declarou a constitucionalidade do art. 20, § 3º, da LOAS. 3. Decisões judiciais contrárias aos critérios objetivos preestabelecidos e processo de inconstitucionalização dos critérios definidos pela Lei 8.742/1993. A decisão do Supremo Tribunal Federal, entretanto, não pôs termo à controvérsia quanto à aplicação em concreto do critério da renda familiar per capita estabelecido pela LOAS. Como a Lei permaneceu inalterada, elaboraram-se maneiras de contornar o critério objetivo e único estipulado pela LOAS e de avaliar o real estado de miserabilidade social das famílias com entes idosos ou deficientes. Paralelamente, foram editadas leis que estabeleceram critérios mais elásticos para concessão de outros benefícios assistenciais, tais como: a Lei 10.836/2004, que criou o Bolsa Família; a Lei 10.689/2003, que instituiu o Programa Nacional de Acesso à Alimentação; a Lei 10.219/01, que criou o Bolsa Escola; a Lei 9.533/97, que autoriza o Poder Executivo a conceder apoio financeiro a municípios que instituírem programas de garantia de renda mínima associados a ações socioeducativas. O Supremo Tribunal Federal, em decisões monocráticas, passou a rever anteriores posicionamentos acerca da intransponibilidade dos critérios objetivos. Verificou-se a ocorrência do processo de inconstitucionalização decorrente de notórias </w:t>
       </w:r>
       <w:r>
         <w:rPr>
@@ -4019,7 +4082,7 @@
           <w:szCs w:val="20"/>
         </w:rPr>
         <w:lastRenderedPageBreak/>
-        <w:t>que se nega provimento. (RE 580963, Relator (a): Min. GILMAR MENDES, Tribunal Pleno, julgado em 18/04/2013, PROCESSO ELETRÔNICO REPERCUSSÃO GERAL - MÉRITO DJe-225 DIVULG 13-11-2013 PUBLIC 14-11-2013).</w:t>
+        <w:t>mudanças fáticas (políticas, econômicas e sociais) e jurídicas (sucessivas modificações legislativas dos patamares econômicos utilizados como critérios de concessão de outros benefícios assistenciais por parte do Estado brasileiro). 4. A inconstitucionalidade por omissão parcial do art. 34, parágrafo único, da Lei 10.741/2003. O Estatuto do Idoso dispõe, no art. 34, parágrafo único, que o benefício assistencial já concedido a qualquer membro da família não será computado para fins do cálculo da renda familiar per capita a que se refere a LOAS. Não exclusão dos benefícios assistenciais recebidos por deficientes e de previdenciários, no valor de até um salário mínimo, percebido por idosos. Inexistência de justificativa plausível para discriminação dos portadores de deficiência em relação aos idosos, bem como dos idosos beneficiários da assistência social em relação aos idosos titulares de benefícios previdenciários no valor de até um salário mínimo. Omissão parcial inconstitucional. 5. Declaração de inconstitucionalidade parcial, sem pronúncia de nulidade, do art. 34, parágrafo único, da Lei 10.741/2003. 6. Recurso extraordinário a que se nega provimento. (RE 580963, Relator (a): Min. GILMAR MENDES, Tribunal Pleno, julgado em 18/04/2013, PROCESSO ELETRÔNICO REPERCUSSÃO GERAL - MÉRITO DJe-225 DIVULG 13-11-2013 PUBLIC 14-11-2013).</w:t>
       </w:r>
     </w:p>
     <w:p>
@@ -4488,6 +4551,7 @@
           <w:sz w:val="24"/>
           <w:szCs w:val="24"/>
         </w:rPr>
+        <w:lastRenderedPageBreak/>
         <w:t>Portanto, diante de todo o exposto, o Requerente vem requerer que seja concedido o benefício assistencial de prestação continuada ao idoso, na qual faz jus aos requisitos do benefício.</w:t>
       </w:r>
     </w:p>
@@ -4683,6 +4747,15 @@
     </w:p>
     <w:p>
       <w:pPr>
+        <w:spacing w:after="120"/>
+        <w:rPr>
+          <w:b/>
+          <w:bCs/>
+        </w:rPr>
+      </w:pPr>
+    </w:p>
+    <w:p>
+      <w:pPr>
         <w:spacing w:line="360" w:lineRule="auto"/>
         <w:ind w:firstLine="720"/>
         <w:jc w:val="both"/>
@@ -4972,6 +5045,15 @@
     </w:p>
     <w:p>
       <w:pPr>
+        <w:spacing w:before="7"/>
+        <w:rPr>
+          <w:sz w:val="21"/>
+          <w:szCs w:val="21"/>
+        </w:rPr>
+      </w:pPr>
+    </w:p>
+    <w:p>
+      <w:pPr>
         <w:spacing w:before="90"/>
         <w:ind w:left="1031"/>
       </w:pPr>
@@ -5129,6 +5211,7 @@
           <w:szCs w:val="24"/>
           <w:highlight w:val="white"/>
         </w:rPr>
+        <w:lastRenderedPageBreak/>
         <w:t xml:space="preserve">Subsidiariamente, não sendo possível o descarte do cômputo do bolsa-família no cálculo da renda per capita familiar, que determine à Autarquia Ré a </w:t>
       </w:r>
       <w:r>
@@ -5220,15 +5303,7 @@
           <w:sz w:val="24"/>
           <w:szCs w:val="24"/>
         </w:rPr>
-        <w:t xml:space="preserve"> do Autor, além de toda e qualquer prova em direito permitida, </w:t>
-      </w:r>
-      <w:r>
-        <w:rPr>
-          <w:sz w:val="24"/>
-          <w:szCs w:val="24"/>
-        </w:rPr>
-        <w:lastRenderedPageBreak/>
-        <w:t>em especial juntada de novos documentos e oitiva de testemunhas, de forma que não há o que se falar em incapacidade, visto que foi atestada pelo próprio INSS;</w:t>
+        <w:t xml:space="preserve"> do Autor, além de toda e qualquer prova em direito permitida, em especial juntada de novos documentos e oitiva de testemunhas, de forma que não há o que se falar em incapacidade, visto que foi atestada pelo próprio INSS;</w:t>
       </w:r>
     </w:p>
     <w:p>
@@ -10112,7 +10187,7 @@
 </file>
 
 <file path=customXml/itemProps1.xml><?xml version="1.0" encoding="utf-8"?>
-<ds:datastoreItem xmlns:ds="http://schemas.openxmlformats.org/officeDocument/2006/customXml" ds:itemID="{83305974-C6B2-49AB-A73B-0F8FA6AB0620}">
+<ds:datastoreItem xmlns:ds="http://schemas.openxmlformats.org/officeDocument/2006/customXml" ds:itemID="{6F7E421A-2A9B-401D-8691-CA63A5070651}">
   <ds:schemaRefs>
     <ds:schemaRef ds:uri="http://schemas.openxmlformats.org/officeDocument/2006/bibliography"/>
   </ds:schemaRefs>

--- a/assets/templates/bpc_bolsa_familia_rep.docx
+++ b/assets/templates/bpc_bolsa_familia_rep.docx
@@ -1834,6 +1834,7 @@
         </w:rPr>
         <w:t xml:space="preserve">, a deficiência e o impedimento de longo prazo são decorrentes do diagnóstico de </w:t>
       </w:r>
+      <w:proofErr w:type="gramStart"/>
       <w:r>
         <w:rPr>
           <w:b/>
@@ -1853,7 +1854,18 @@
           <w:szCs w:val="24"/>
           <w:lang w:val="pt-BR" w:eastAsia="pt-BR"/>
         </w:rPr>
-        <w:t>diagnostico_cid</w:t>
+        <w:t>diagnostico</w:t>
+      </w:r>
+      <w:proofErr w:type="gramEnd"/>
+      <w:r>
+        <w:rPr>
+          <w:b/>
+          <w:bCs/>
+          <w:sz w:val="24"/>
+          <w:szCs w:val="24"/>
+          <w:lang w:val="pt-BR" w:eastAsia="pt-BR"/>
+        </w:rPr>
+        <w:t>_cid</w:t>
       </w:r>
       <w:proofErr w:type="spellEnd"/>
       <w:r>
@@ -1883,6 +1895,7 @@
           <w:lang w:val="pt-BR" w:eastAsia="pt-BR"/>
         </w:rPr>
       </w:pPr>
+      <w:proofErr w:type="gramStart"/>
       <w:r>
         <w:rPr>
           <w:sz w:val="24"/>
@@ -1898,7 +1911,16 @@
           <w:szCs w:val="24"/>
           <w:lang w:val="pt-BR" w:eastAsia="pt-BR"/>
         </w:rPr>
-        <w:t>detalhes_laudo</w:t>
+        <w:t>detalhes</w:t>
+      </w:r>
+      <w:proofErr w:type="gramEnd"/>
+      <w:r>
+        <w:rPr>
+          <w:sz w:val="24"/>
+          <w:szCs w:val="24"/>
+          <w:lang w:val="pt-BR" w:eastAsia="pt-BR"/>
+        </w:rPr>
+        <w:t>_laudo</w:t>
       </w:r>
       <w:proofErr w:type="spellEnd"/>
       <w:r>
@@ -2865,8 +2887,6 @@
         <w:ind w:left="3014" w:right="179"/>
         <w:jc w:val="both"/>
       </w:pPr>
-      <w:bookmarkStart w:id="2" w:name="_GoBack"/>
-      <w:bookmarkEnd w:id="2"/>
     </w:p>
     <w:p>
       <w:pPr>
@@ -5730,7 +5750,28 @@
           <w:sz w:val="24"/>
           <w:szCs w:val="24"/>
         </w:rPr>
-        <w:t xml:space="preserve">OAB/CE Nº </w:t>
+        <w:t>OAB/</w:t>
+      </w:r>
+      <w:r>
+        <w:rPr>
+          <w:b/>
+          <w:bCs/>
+          <w:sz w:val="24"/>
+          <w:szCs w:val="24"/>
+          <w:highlight w:val="yellow"/>
+        </w:rPr>
+        <w:t>CE</w:t>
+      </w:r>
+      <w:bookmarkStart w:id="2" w:name="_GoBack"/>
+      <w:bookmarkEnd w:id="2"/>
+      <w:r>
+        <w:rPr>
+          <w:b/>
+          <w:bCs/>
+          <w:sz w:val="24"/>
+          <w:szCs w:val="24"/>
+        </w:rPr>
+        <w:t xml:space="preserve"> Nº </w:t>
       </w:r>
       <w:r>
         <w:rPr>
@@ -5884,7 +5925,7 @@
             </wp:anchor>
           </w:drawing>
         </mc:Choice>
-        <mc:Fallback xmlns:w16sdtfl="http://schemas.microsoft.com/office/word/2024/wordml/sdtformatlock" xmlns:w16sdtdh="http://schemas.microsoft.com/office/word/2020/wordml/sdtdatahash" xmlns:w16du="http://schemas.microsoft.com/office/word/2023/wordml/word16du" xmlns:oel="http://schemas.microsoft.com/office/2019/extlst">
+        <mc:Fallback xmlns:oel="http://schemas.microsoft.com/office/2019/extlst" xmlns:w16du="http://schemas.microsoft.com/office/word/2023/wordml/word16du" xmlns:w16sdtdh="http://schemas.microsoft.com/office/word/2020/wordml/sdtdatahash" xmlns:w16sdtfl="http://schemas.microsoft.com/office/word/2024/wordml/sdtformatlock">
           <w:pict>
             <v:shape w14:anchorId="3BCF6105" id="Forma Livre: Forma 13" o:spid="_x0000_s1026" style="position:absolute;margin-left:97.1pt;margin-top:24.7pt;width:370.9pt;height:.1pt;z-index:-251653120;visibility:visible;mso-wrap-style:square;mso-width-percent:0;mso-height-percent:0;mso-wrap-distance-left:0;mso-wrap-distance-top:0;mso-wrap-distance-right:0;mso-wrap-distance-bottom:0;mso-position-horizontal:absolute;mso-position-horizontal-relative:page;mso-position-vertical:absolute;mso-position-vertical-relative:text;mso-width-percent:0;mso-height-percent:0;mso-width-relative:page;mso-height-relative:page;v-text-anchor:top" coordsize="4710430,1270" o:gfxdata="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" path="m,l4709804,e" filled="f" strokeweight=".40283mm">
               <v:path arrowok="t" o:connecttype="custom" o:connectlocs="0,0;4709804,0" o:connectangles="0,0"/>
@@ -6253,7 +6294,7 @@
             </wp:anchor>
           </w:drawing>
         </mc:Choice>
-        <mc:Fallback xmlns:w16sdtfl="http://schemas.microsoft.com/office/word/2024/wordml/sdtformatlock" xmlns:w16sdtdh="http://schemas.microsoft.com/office/word/2020/wordml/sdtdatahash" xmlns:w16du="http://schemas.microsoft.com/office/word/2023/wordml/word16du" xmlns:oel="http://schemas.microsoft.com/office/2019/extlst">
+        <mc:Fallback xmlns:oel="http://schemas.microsoft.com/office/2019/extlst" xmlns:w16du="http://schemas.microsoft.com/office/word/2023/wordml/word16du" xmlns:w16sdtdh="http://schemas.microsoft.com/office/word/2020/wordml/sdtdatahash" xmlns:w16sdtfl="http://schemas.microsoft.com/office/word/2024/wordml/sdtformatlock">
           <w:pict>
             <v:shape w14:anchorId="734A0437" id="Forma Livre: Forma 3" o:spid="_x0000_s1026" style="position:absolute;margin-left:97.1pt;margin-top:24.7pt;width:370.9pt;height:.1pt;z-index:-251655168;visibility:visible;mso-wrap-style:square;mso-width-percent:0;mso-height-percent:0;mso-wrap-distance-left:0;mso-wrap-distance-top:0;mso-wrap-distance-right:0;mso-wrap-distance-bottom:0;mso-position-horizontal:absolute;mso-position-horizontal-relative:page;mso-position-vertical:absolute;mso-position-vertical-relative:text;mso-width-percent:0;mso-height-percent:0;mso-width-relative:page;mso-height-relative:page;v-text-anchor:top" coordsize="4710430,1270" o:gfxdata="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" path="m,l4709804,e" filled="f" strokeweight=".40283mm">
               <v:path arrowok="t" o:connecttype="custom" o:connectlocs="0,0;4709804,0" o:connectangles="0,0"/>
@@ -10187,7 +10228,7 @@
 </file>
 
 <file path=customXml/itemProps1.xml><?xml version="1.0" encoding="utf-8"?>
-<ds:datastoreItem xmlns:ds="http://schemas.openxmlformats.org/officeDocument/2006/customXml" ds:itemID="{6F7E421A-2A9B-401D-8691-CA63A5070651}">
+<ds:datastoreItem xmlns:ds="http://schemas.openxmlformats.org/officeDocument/2006/customXml" ds:itemID="{E085129E-92C2-4CCF-8B80-D8E93967F19B}">
   <ds:schemaRefs>
     <ds:schemaRef ds:uri="http://schemas.openxmlformats.org/officeDocument/2006/bibliography"/>
   </ds:schemaRefs>
